--- a/spa/docx/01.content.docx
+++ b/spa/docx/01.content.docx
@@ -24101,19 +24101,7 @@
         <w:rPr>
           <w:lang w:val="es_ES" w:bidi="es_ES"/>
         </w:rPr>
-        <w:t xml:space="preserve">). Usando la cronología en el texto hebreo, la familia se mudó a Egipto alrededor del mil ochocientos setenta y seis a.C., y el Éxodo ocurrió alrededor del mil cuatrocientos cuarenta y seis a.C. (aunque muchos estudiosos fechan el Éxodo más tarde, alrededor del mil doscientos setenta a.C.; ver </w:t>
-      </w:r>
-      <w:r>
-        <w:rPr>
-          <w:lang w:val="es_ES" w:bidi="es_ES"/>
-        </w:rPr>
-        <w:t>Introducción al Libro del Éxodo</w:t>
-      </w:r>
-      <w:r>
-        <w:rPr>
-          <w:lang w:val="es_ES" w:bidi="es_ES"/>
-        </w:rPr>
-        <w:t>, “La Fecha del Éxodo”).</w:t>
+        <w:t>). Usando la cronología en el texto hebreo, la familia se mudó a Egipto alrededor del mil ochocientos setenta y seis a.C., y el Éxodo ocurrió alrededor del mil cuatrocientos cuarenta y seis a.C. (aunque muchos estudiosos fechan el Éxodo más tarde, alrededor del mil doscientos setenta a.C.; ver Introducción al Libro del Éxodo, “La Fecha del Éxodo”).</w:t>
       </w:r>
       <w:r>
         <w:rPr>
@@ -34946,19 +34934,7 @@
         <w:rPr>
           <w:lang w:val="es_ES" w:bidi="es_ES"/>
         </w:rPr>
-        <w:t xml:space="preserve">), lo cual está en consonancia con la disposición literaria de Génesis (ver </w:t>
-      </w:r>
-      <w:r>
-        <w:rPr>
-          <w:lang w:val="es_ES" w:bidi="es_ES"/>
-        </w:rPr>
-        <w:t>Introducción al Libro de Génesis</w:t>
-      </w:r>
-      <w:r>
-        <w:rPr>
-          <w:lang w:val="es_ES" w:bidi="es_ES"/>
-        </w:rPr>
-        <w:t>, “Resumen”).</w:t>
+        <w:t>), lo cual está en consonancia con la disposición literaria de Génesis (ver Introducción al Libro de Génesis, “Resumen”).</w:t>
       </w:r>
       <w:r>
         <w:rPr>
@@ -46697,19 +46673,7 @@
         <w:rPr>
           <w:lang w:val="es_ES" w:bidi="es_ES"/>
         </w:rPr>
-        <w:t xml:space="preserve">se puede ver allí hasta el día de hoy: esto parece ser un comentario editorial posterior de alguien que vivía en la tierra después de la conquista y daba indicaciones hacia la tumba (ver </w:t>
-      </w:r>
-      <w:r>
-        <w:rPr>
-          <w:lang w:val="es_ES" w:bidi="es_ES"/>
-        </w:rPr>
-        <w:t>Introducción al Libro de Génesis</w:t>
-      </w:r>
-      <w:r>
-        <w:rPr>
-          <w:lang w:val="es_ES" w:bidi="es_ES"/>
-        </w:rPr>
-        <w:t>, “Composición”).</w:t>
+        <w:t>se puede ver allí hasta el día de hoy: esto parece ser un comentario editorial posterior de alguien que vivía en la tierra después de la conquista y daba indicaciones hacia la tumba (ver Introducción al Libro de Génesis, “Composición”).</w:t>
       </w:r>
       <w:r>
         <w:rPr>
@@ -57990,13 +57954,7 @@
         <w:rPr>
           <w:lang w:val="es_ES" w:bidi="es_ES"/>
         </w:rPr>
-        <w:t xml:space="preserve">La mano derecha era para la cabeza del primogénito, y Jacob estaba deliberadamente dando esa posición al hijo menor. Ese patrón se siguió durante cuatro generaciones consecutivas: Isaac sobre Ismael, Jacob sobre Esaú, José sobre Rubén, y Efraín sobre Manasés. Muchos años después, Efraín se convirtió en la tribu líder en el reino del norte, superior a la tribu de Manasés. Todo el reino del norte de Israel fue ocasionalmente llamado Efraín (ver notas de estudio sobre </w:t>
-      </w:r>
-      <w:r>
-        <w:rPr>
-          <w:lang w:val="es_ES" w:bidi="es_ES"/>
-        </w:rPr>
-        <w:t xml:space="preserve">2 Cro 28:12, </w:t>
+        <w:t xml:space="preserve">La mano derecha era para la cabeza del primogénito, y Jacob estaba deliberadamente dando esa posición al hijo menor. Ese patrón se siguió durante cuatro generaciones consecutivas: Isaac sobre Ismael, Jacob sobre Esaú, José sobre Rubén, y Efraín sobre Manasés. Muchos años después, Efraín se convirtió en la tribu líder en el reino del norte, superior a la tribu de Manasés. Todo el reino del norte de Israel fue ocasionalmente llamado Efraín (ver notas de estudio sobre 2 Cro 28:12, </w:t>
       </w:r>
       <w:r>
         <w:rPr>
